--- a/Sutphin_Curtailment_Desk_FINAL.docx
+++ b/Sutphin_Curtailment_Desk_FINAL.docx
@@ -5131,6 +5131,66 @@
           <w:sz w:val="22"/>
           <w:szCs w:val="22"/>
         </w:rPr>
+        <w:t xml:space="preserve">No, it cannot be sold on a secondary market — and that is exactly why the structure above is the answer</w:t>
+      </w:r>
+    </w:p>
+    <w:p>
+      <w:pPr>
+        <w:spacing w:after="110" w:before="0" w:line="274"/>
+      </w:pPr>
+      <w:r>
+        <w:rPr>
+          <w:rFonts w:ascii="Calibri" w:cs="Calibri" w:eastAsia="Calibri" w:hAnsi="Calibri"/>
+          <w:color w:val="000000"/>
+          <w:sz w:val="21"/>
+          <w:szCs w:val="21"/>
+        </w:rPr>
+        <w:t xml:space="preserve">Worth stating plainly, because it will come up: there is no secondary market for this credit today, and CCEE’s own systems will not create one. Its GSF settlement mechanism — the one real precedent for a litigant-generator renouncing a lawsuit in exchange for value, run in August 2025 and moving R$1.4bn — expressly bars any payment except into the buyer’s own registered account, and restricted eligible buyers to registered CCEE hydro agents only. No fund, bank or outside financier has ever been let in. No FIDC, CRI or CRA has ever held a credit of this type as collateral.</w:t>
+      </w:r>
+    </w:p>
+    <w:p>
+      <w:pPr>
+        <w:spacing w:after="110" w:before="0" w:line="274"/>
+      </w:pPr>
+      <w:r>
+        <w:rPr>
+          <w:rFonts w:ascii="Calibri" w:cs="Calibri" w:eastAsia="Calibri" w:hAnsi="Calibri"/>
+          <w:b/>
+          <w:bCs/>
+          <w:color w:val="000000"/>
+          <w:sz w:val="21"/>
+          <w:szCs w:val="21"/>
+        </w:rPr>
+        <w:t xml:space="preserve">That is not a reason to stand down — it is confirmation that the right move is the one in the box above: never ask CCEE to pay a third party. We do not need a market, because CCEE keeps paying the registered agent exactly as always.</w:t>
+      </w:r>
+    </w:p>
+    <w:p>
+      <w:pPr>
+        <w:spacing w:after="110" w:before="0" w:line="274"/>
+      </w:pPr>
+      <w:r>
+        <w:rPr>
+          <w:rFonts w:ascii="Calibri" w:cs="Calibri" w:eastAsia="Calibri" w:hAnsi="Calibri"/>
+          <w:color w:val="000000"/>
+          <w:sz w:val="21"/>
+          <w:szCs w:val="21"/>
+        </w:rPr>
+        <w:t xml:space="preserve">And the structure itself is not a theory — CCEE has already built it, for its own financing. In April 2022 CCEE raised R$5.5bn against its own reimbursement right from the CDE, using a cessão fiduciária, a dedicated blocked account at Bradesco, a servicer, and an irrevocable mandate. That is the identical shape of what we build around a generator. CCEE proved the mechanism works inside its own ecosystem; we are applying it one level down, to an agent’s account rather than CCEE’s own.</w:t>
+      </w:r>
+    </w:p>
+    <w:p>
+      <w:pPr>
+        <w:spacing w:after="80" w:before="200"/>
+      </w:pPr>
+      <w:r>
+        <w:rPr>
+          <w:rFonts w:ascii="Calibri" w:cs="Calibri" w:eastAsia="Calibri" w:hAnsi="Calibri"/>
+          <w:b/>
+          <w:bCs/>
+          <w:color w:val="1F3864"/>
+          <w:sz w:val="22"/>
+          <w:szCs w:val="22"/>
+        </w:rPr>
         <w:t xml:space="preserve">Three instruments, all standard</w:t>
       </w:r>
     </w:p>
@@ -5269,6 +5329,66 @@
           <w:szCs w:val="21"/>
         </w:rPr>
         <w:t xml:space="preserve">So the question is not the open-ended “is this claim assignable”, which the Portaria’s silence makes unanswerable. It is: does our protection hold if we lend directly, or do we need a licensed institution as formal secured party with us behind it economically? One lawyer, one week. If yes, we lend directly. If uncertain, a bank sits in front — that costs a spread, not the deal.</w:t>
+      </w:r>
+    </w:p>
+    <w:p>
+      <w:pPr>
+        <w:spacing w:after="80" w:before="200"/>
+      </w:pPr>
+      <w:r>
+        <w:rPr>
+          <w:rFonts w:ascii="Calibri" w:cs="Calibri" w:eastAsia="Calibri" w:hAnsi="Calibri"/>
+          <w:b/>
+          <w:bCs/>
+          <w:color w:val="1F3864"/>
+          <w:sz w:val="22"/>
+          <w:szCs w:val="22"/>
+        </w:rPr>
+        <w:t xml:space="preserve">The worst case is more reassuring than it sounds</w:t>
+      </w:r>
+    </w:p>
+    <w:p>
+      <w:pPr>
+        <w:spacing w:after="110" w:before="0" w:line="274"/>
+      </w:pPr>
+      <w:r>
+        <w:rPr>
+          <w:rFonts w:ascii="Calibri" w:cs="Calibri" w:eastAsia="Calibri" w:hAnsi="Calibri"/>
+          <w:color w:val="000000"/>
+          <w:sz w:val="21"/>
+          <w:szCs w:val="21"/>
+        </w:rPr>
+        <w:t xml:space="preserve">One precision worth having exactly right. The Termo being a título executivo extrajudicial does not, by itself, keep it out of the federal precatório queue forever — that is a slight overstatement in how this has been described up to now. What actually matters is which path is in play.</w:t>
+      </w:r>
+    </w:p>
+    <w:p>
+      <w:pPr>
+        <w:spacing w:after="110" w:before="0" w:line="274"/>
+      </w:pPr>
+      <w:r>
+        <w:rPr>
+          <w:rFonts w:ascii="Calibri" w:cs="Calibri" w:eastAsia="Calibri" w:hAnsi="Calibri"/>
+          <w:color w:val="000000"/>
+          <w:sz w:val="21"/>
+          <w:szCs w:val="21"/>
+        </w:rPr>
+        <w:t xml:space="preserve">On the intended path — CCEE’s administrative recontabilização — no court is ever involved, so precatório never enters into it; this is a private clearing process, not a judicial payment order. Only if the União ever breached and a generator had to sue to enforce the Termo would CPC art. 910 apply, and unpaid amounts would ultimately be requisitioned as a precatório.</w:t>
+      </w:r>
+    </w:p>
+    <w:p>
+      <w:pPr>
+        <w:spacing w:after="110" w:before="0" w:line="274"/>
+      </w:pPr>
+      <w:r>
+        <w:rPr>
+          <w:rFonts w:ascii="Calibri" w:cs="Calibri" w:eastAsia="Calibri" w:hAnsi="Calibri"/>
+          <w:b/>
+          <w:bCs/>
+          <w:color w:val="000000"/>
+          <w:sz w:val="21"/>
+          <w:szCs w:val="21"/>
+        </w:rPr>
+        <w:t xml:space="preserve">That fallback is the reassuring part, not the risk: assignment of a credit that is already in a precatório is expressly permitted without the debtor’s consent, under art. 100 §13 of the Constitution, and is a mature, well-precedented market in Brazil. So the one scenario where enforcement genuinely gets difficult — a breach by the União — is also the one scenario where assigning the resulting credit becomes easiest.</w:t>
       </w:r>
     </w:p>
     <w:p>
@@ -6323,6 +6443,36 @@
         <w:t xml:space="preserve">Honest answer: unknown, and anyone who gives you a number is guessing. The eligible claim base is 25,326 GWh and we have computed it complex by complex. But the portion that converts to cash rather than debt relief cannot be seen from outside. Five real contract books turn that from a guess into a number, and that is what the next fortnight is for.</w:t>
       </w:r>
     </w:p>
+    <w:p>
+      <w:pPr>
+        <w:spacing w:after="60" w:before="150"/>
+      </w:pPr>
+      <w:r>
+        <w:rPr>
+          <w:rFonts w:ascii="Calibri" w:cs="Calibri" w:eastAsia="Calibri" w:hAnsi="Calibri"/>
+          <w:b/>
+          <w:bCs/>
+          <w:color w:val="000000"/>
+          <w:sz w:val="20"/>
+          <w:szCs w:val="20"/>
+        </w:rPr>
+        <w:t xml:space="preserve">“Can we just buy this on a secondary market instead of structuring a loan?”</w:t>
+      </w:r>
+    </w:p>
+    <w:p>
+      <w:pPr>
+        <w:spacing w:after="110" w:before="0" w:line="274"/>
+      </w:pPr>
+      <w:r>
+        <w:rPr>
+          <w:rFonts w:ascii="Calibri" w:cs="Calibri" w:eastAsia="Calibri" w:hAnsi="Calibri"/>
+          <w:color w:val="000000"/>
+          <w:sz w:val="21"/>
+          <w:szCs w:val="21"/>
+        </w:rPr>
+        <w:t xml:space="preserve">No, and we checked properly rather than assumed. CCEE ran a comparable litigant-renunciation-for-value mechanism in August 2025 for hydrological-risk credits — R$1.4bn, and it restricted eligible buyers to registered CCEE agents only, paying value through a concession extension rather than cash to an outside financier. No FIDC, CRI or CRA has ever held a credit of this type. There is no market to buy into, which is exactly why we structure a secured advance instead — it requires no market and no cooperation from CCEE at all.</w:t>
+      </w:r>
+    </w:p>
     <w:tbl>
       <w:tblPr>
         <w:tblW w:type="dxa" w:w="9360"/>
@@ -6534,6 +6684,20 @@
           </w:p>
           <w:p>
             <w:pPr>
+              <w:spacing w:after="90" w:before="0" w:line="274"/>
+            </w:pPr>
+            <w:r>
+              <w:rPr>
+                <w:rFonts w:ascii="Calibri" w:cs="Calibri" w:eastAsia="Calibri" w:hAnsi="Calibri"/>
+                <w:color w:val="000000"/>
+                <w:sz w:val="21"/>
+                <w:szCs w:val="21"/>
+              </w:rPr>
+              <w:t xml:space="preserve">Useful precedent to pull first: CCEE itself executed a cessão fiduciária of its own CDE reimbursement right in April 2022, to finance R$5.5bn of Escassez Hídrica lending — dedicated blocked account at Bradesco, a servicer, an irrevocable mandate. It is a public instrument and a working template for exactly this structure, one level up from where we are applying it.</w:t>
+            </w:r>
+          </w:p>
+          <w:p>
+            <w:pPr>
               <w:spacing w:after="0" w:before="0" w:line="274"/>
             </w:pPr>
             <w:r>
@@ -6674,6 +6838,44 @@
           <w:szCs w:val="21"/>
         </w:rPr>
         <w:t xml:space="preserve">Compensation is carved out of short-term-market default sharing under Art. 6º §6º.</w:t>
+      </w:r>
+    </w:p>
+    <w:p>
+      <w:pPr>
+        <w:pStyle w:val="ListParagraph"/>
+        <w:numPr>
+          <w:ilvl w:val="0"/>
+          <w:numId w:val="2"/>
+        </w:numPr>
+        <w:spacing w:after="110" w:before="0" w:line="274"/>
+      </w:pPr>
+      <w:r>
+        <w:rPr>
+          <w:rFonts w:ascii="Calibri" w:cs="Calibri" w:eastAsia="Calibri" w:hAnsi="Calibri"/>
+          <w:color w:val="000000"/>
+          <w:sz w:val="21"/>
+          <w:szCs w:val="21"/>
+        </w:rPr>
+        <w:t xml:space="preserve">There is no secondary market for this credit and CCEE will not pay a non-agent third party directly — confirmed against CCEE’s own GSF settlement mechanism (Edital 01/2025), which restricted buyers to registered agents. We are not asking for a market; we are asking to secure our position on the generator’s own account after CCEE pays it as usual.</w:t>
+      </w:r>
+    </w:p>
+    <w:p>
+      <w:pPr>
+        <w:pStyle w:val="ListParagraph"/>
+        <w:numPr>
+          <w:ilvl w:val="0"/>
+          <w:numId w:val="2"/>
+        </w:numPr>
+        <w:spacing w:after="110" w:before="0" w:line="274"/>
+      </w:pPr>
+      <w:r>
+        <w:rPr>
+          <w:rFonts w:ascii="Calibri" w:cs="Calibri" w:eastAsia="Calibri" w:hAnsi="Calibri"/>
+          <w:color w:val="000000"/>
+          <w:sz w:val="21"/>
+          <w:szCs w:val="21"/>
+        </w:rPr>
+        <w:t xml:space="preserve">On the intended administrative path (CCEE recontabilização) no court and no precatório is involved at all. Precatório only becomes relevant if the União breaches and the Termo has to be enforced by suit under CPC art. 910 — and even then, a credit inside a precatório is freely assignable without the debtor’s consent under CF art. 100 §13, which is a reassuring fallback, not a new risk.</w:t>
       </w:r>
     </w:p>
     <w:p>
